--- a/ms/revisedSubmission/responseToReviewers.docx
+++ b/ms/revisedSubmission/responseToReviewers.docx
@@ -97,7 +97,21 @@
         <w:rPr>
           <w:rFonts w:ascii="Times New Roman" w:eastAsia="Times New Roman" w:hAnsi="Times New Roman" w:cs="Times New Roman"/>
         </w:rPr>
-        <w:t>I completed this review with a trainee, and I agree with all of their comments, so below I have placed their comments in quotes and appended a few of my own. In general, we agree that this work is doing something relevant and interesting, but there are a couple of gaps the authors need to address, most critically a demonstration that the model has not just developed a universal preference for one of the actors, but rather one that is comfort-specific. The model may or may not be able to test these constraints in its current form, but it is a critical limitation that needs to be addressed.</w:t>
+        <w:t xml:space="preserve">I completed this review with a trainee, and I agree with all of their comments, so below I have placed their comments in quotes and appended a few of my own. In general, we agree that this work is doing something relevant and interesting, but there are a couple of gaps the authors need to address, most critically a demonstration that the model has not just developed a universal preference for one of the actors, but rather one that is </w:t>
+      </w:r>
+      <w:proofErr w:type="gramStart"/>
+      <w:r>
+        <w:rPr>
+          <w:rFonts w:ascii="Times New Roman" w:eastAsia="Times New Roman" w:hAnsi="Times New Roman" w:cs="Times New Roman"/>
+        </w:rPr>
+        <w:t>comfort-specific</w:t>
+      </w:r>
+      <w:proofErr w:type="gramEnd"/>
+      <w:r>
+        <w:rPr>
+          <w:rFonts w:ascii="Times New Roman" w:eastAsia="Times New Roman" w:hAnsi="Times New Roman" w:cs="Times New Roman"/>
+        </w:rPr>
+        <w:t>. The model may or may not be able to test these constraints in its current form, but it is a critical limitation that needs to be addressed.</w:t>
       </w:r>
     </w:p>
     <w:p>
@@ -243,20 +257,62 @@
         <w:rPr>
           <w:rFonts w:ascii="Times New Roman" w:eastAsia="Times New Roman" w:hAnsi="Times New Roman" w:cs="Times New Roman"/>
         </w:rPr>
-        <w:t>Authors wrote:  "Thick relationships are characterized by behaviors such as emotional responsiveness, physical affection, comforting, and cooperation in daily tasks. However, each of these behaviors can also occur within thinner relationships, making them less individually predictive of relationship thickness. In contrast, saliva sharing—through shared food, drinks, and utensils—occurs frequently in thick relationships but rarely in thin ones."</w:t>
-      </w:r>
-    </w:p>
-    <w:p>
-      <w:pPr>
-        <w:rPr>
-          <w:rFonts w:ascii="Times New Roman" w:eastAsia="Times New Roman" w:hAnsi="Times New Roman" w:cs="Times New Roman"/>
-        </w:rPr>
-      </w:pPr>
-      <w:r>
-        <w:rPr>
-          <w:rFonts w:ascii="Times New Roman" w:eastAsia="Times New Roman" w:hAnsi="Times New Roman" w:cs="Times New Roman"/>
-        </w:rPr>
-        <w:t>I am not sure that I completely agree with that part. Emotional responsiveness and comforting are especially important cues for distinguishing thick relationships from thin ones.</w:t>
+        <w:t>Authors wrote</w:t>
+      </w:r>
+      <w:proofErr w:type="gramStart"/>
+      <w:r>
+        <w:rPr>
+          <w:rFonts w:ascii="Times New Roman" w:eastAsia="Times New Roman" w:hAnsi="Times New Roman" w:cs="Times New Roman"/>
+        </w:rPr>
+        <w:t>:  "</w:t>
+      </w:r>
+      <w:proofErr w:type="gramEnd"/>
+      <w:r>
+        <w:rPr>
+          <w:rFonts w:ascii="Times New Roman" w:eastAsia="Times New Roman" w:hAnsi="Times New Roman" w:cs="Times New Roman"/>
+        </w:rPr>
+        <w:t xml:space="preserve">Thick relationships are characterized by behaviors such as emotional responsiveness, physical affection, </w:t>
+      </w:r>
+      <w:proofErr w:type="gramStart"/>
+      <w:r>
+        <w:rPr>
+          <w:rFonts w:ascii="Times New Roman" w:eastAsia="Times New Roman" w:hAnsi="Times New Roman" w:cs="Times New Roman"/>
+        </w:rPr>
+        <w:t>comforting</w:t>
+      </w:r>
+      <w:proofErr w:type="gramEnd"/>
+      <w:r>
+        <w:rPr>
+          <w:rFonts w:ascii="Times New Roman" w:eastAsia="Times New Roman" w:hAnsi="Times New Roman" w:cs="Times New Roman"/>
+        </w:rPr>
+        <w:t>, and cooperation in daily tasks. However, each of these behaviors can also occur within thinner relationships, making them less individually predictive of relationship thickness. In contrast, saliva sharing—through shared food, drinks, and utensils—occurs frequently in thick relationships but rarely in thin ones."</w:t>
+      </w:r>
+    </w:p>
+    <w:p>
+      <w:pPr>
+        <w:rPr>
+          <w:rFonts w:ascii="Times New Roman" w:eastAsia="Times New Roman" w:hAnsi="Times New Roman" w:cs="Times New Roman"/>
+        </w:rPr>
+      </w:pPr>
+      <w:r>
+        <w:rPr>
+          <w:rFonts w:ascii="Times New Roman" w:eastAsia="Times New Roman" w:hAnsi="Times New Roman" w:cs="Times New Roman"/>
+        </w:rPr>
+        <w:t xml:space="preserve">I am not sure that I completely agree with that part. Emotional responsiveness and </w:t>
+      </w:r>
+      <w:proofErr w:type="gramStart"/>
+      <w:r>
+        <w:rPr>
+          <w:rFonts w:ascii="Times New Roman" w:eastAsia="Times New Roman" w:hAnsi="Times New Roman" w:cs="Times New Roman"/>
+        </w:rPr>
+        <w:t>comforting</w:t>
+      </w:r>
+      <w:proofErr w:type="gramEnd"/>
+      <w:r>
+        <w:rPr>
+          <w:rFonts w:ascii="Times New Roman" w:eastAsia="Times New Roman" w:hAnsi="Times New Roman" w:cs="Times New Roman"/>
+        </w:rPr>
+        <w:t xml:space="preserve"> are especially important cues for distinguishing thick relationships from thin ones.</w:t>
       </w:r>
     </w:p>
     <w:p>
@@ -296,6 +352,7 @@
         <w:br/>
         <w:t xml:space="preserve">“One account proposes that infants infer the strength of social relationships by observing external cues, specifically saliva sharing, which is a reliable indicator of thick relationships. Because saliva sharing is a cross-cultural and cross-species hallmark of intimacy (e.g., Jaeggi &amp; Gurven, 2013; Silk et al., 2013; Thomas, 2024), Thomas et al. (2022) investigated whether infants use this behavior to predict social support. Their study, published in </w:t>
       </w:r>
+      <w:proofErr w:type="gramStart"/>
       <w:r>
         <w:rPr>
           <w:rFonts w:ascii="Times New Roman" w:eastAsia="Times New Roman" w:hAnsi="Times New Roman" w:cs="Times New Roman"/>
@@ -305,6 +362,7 @@
         </w:rPr>
         <w:t>Science</w:t>
       </w:r>
+      <w:proofErr w:type="gramEnd"/>
       <w:r>
         <w:rPr>
           <w:rFonts w:ascii="Times New Roman" w:eastAsia="Times New Roman" w:hAnsi="Times New Roman" w:cs="Times New Roman"/>
@@ -347,7 +405,21 @@
         <w:rPr>
           <w:rFonts w:ascii="Times New Roman" w:eastAsia="Times New Roman" w:hAnsi="Times New Roman" w:cs="Times New Roman"/>
         </w:rPr>
-        <w:t>-"…who previously shared saliva to comfort one another when distressed." It wasn't mutual comforting. They measured infants' expectations about who should comfort the distressed person/puppet based on their relationship history with the other two people/puppets.</w:t>
+        <w:t xml:space="preserve">-"…who previously shared saliva to comfort one another when distressed." It wasn't </w:t>
+      </w:r>
+      <w:proofErr w:type="gramStart"/>
+      <w:r>
+        <w:rPr>
+          <w:rFonts w:ascii="Times New Roman" w:eastAsia="Times New Roman" w:hAnsi="Times New Roman" w:cs="Times New Roman"/>
+        </w:rPr>
+        <w:t>mutual</w:t>
+      </w:r>
+      <w:proofErr w:type="gramEnd"/>
+      <w:r>
+        <w:rPr>
+          <w:rFonts w:ascii="Times New Roman" w:eastAsia="Times New Roman" w:hAnsi="Times New Roman" w:cs="Times New Roman"/>
+        </w:rPr>
+        <w:t xml:space="preserve"> comforting. They measured infants' expectations about who should comfort the distressed person/puppet based on their relationship history with the other two people/puppets.</w:t>
       </w:r>
     </w:p>
     <w:p>
@@ -453,7 +525,35 @@
         <w:rPr>
           <w:rFonts w:ascii="Times New Roman" w:eastAsia="Times New Roman" w:hAnsi="Times New Roman" w:cs="Times New Roman"/>
         </w:rPr>
-        <w:t>Separating actresses by first and second can be confusing. The saliva-sharer was not always the first person presented, or was not a specific actress. A better way to write this would be to say "with one actress" and "with the other actress."</w:t>
+        <w:t xml:space="preserve">Separating actresses by first and second can be confusing. The saliva-sharer was not always the first person </w:t>
+      </w:r>
+      <w:proofErr w:type="gramStart"/>
+      <w:r>
+        <w:rPr>
+          <w:rFonts w:ascii="Times New Roman" w:eastAsia="Times New Roman" w:hAnsi="Times New Roman" w:cs="Times New Roman"/>
+        </w:rPr>
+        <w:t>presented, or</w:t>
+      </w:r>
+      <w:proofErr w:type="gramEnd"/>
+      <w:r>
+        <w:rPr>
+          <w:rFonts w:ascii="Times New Roman" w:eastAsia="Times New Roman" w:hAnsi="Times New Roman" w:cs="Times New Roman"/>
+        </w:rPr>
+        <w:t xml:space="preserve"> was not a specific actress. A better way to write this would be to </w:t>
+      </w:r>
+      <w:proofErr w:type="gramStart"/>
+      <w:r>
+        <w:rPr>
+          <w:rFonts w:ascii="Times New Roman" w:eastAsia="Times New Roman" w:hAnsi="Times New Roman" w:cs="Times New Roman"/>
+        </w:rPr>
+        <w:t>say</w:t>
+      </w:r>
+      <w:proofErr w:type="gramEnd"/>
+      <w:r>
+        <w:rPr>
+          <w:rFonts w:ascii="Times New Roman" w:eastAsia="Times New Roman" w:hAnsi="Times New Roman" w:cs="Times New Roman"/>
+        </w:rPr>
+        <w:t xml:space="preserve"> "with one actress" and "with the other actress."</w:t>
       </w:r>
     </w:p>
     <w:p>
@@ -491,7 +591,23 @@
           <w:color w:val="FF0000"/>
         </w:rPr>
         <w:br/>
-        <w:t>“One actress took turns eating from the same orange slice as the puppet (implying saliva sharing). The other actress shared a ball with the puppet, but did not share saliva. Unlike saliva sharing, which is theorized to occur mainly in thick relationships, ball sharing represents a neutral interaction that can occur in both thin and thick relationships.” (ps. 2-3)</w:t>
+        <w:t xml:space="preserve">“One actress took turns eating from the same orange slice as the puppet (implying saliva sharing). The other actress shared a ball with the </w:t>
+      </w:r>
+      <w:proofErr w:type="gramStart"/>
+      <w:r>
+        <w:rPr>
+          <w:rFonts w:ascii="Times New Roman" w:eastAsia="Times New Roman" w:hAnsi="Times New Roman" w:cs="Times New Roman"/>
+          <w:color w:val="FF0000"/>
+        </w:rPr>
+        <w:t>puppet, but</w:t>
+      </w:r>
+      <w:proofErr w:type="gramEnd"/>
+      <w:r>
+        <w:rPr>
+          <w:rFonts w:ascii="Times New Roman" w:eastAsia="Times New Roman" w:hAnsi="Times New Roman" w:cs="Times New Roman"/>
+          <w:color w:val="FF0000"/>
+        </w:rPr>
+        <w:t xml:space="preserve"> did not share saliva. Unlike saliva sharing, which is theorized to occur mainly in thick relationships, ball sharing represents a neutral interaction that can occur in both thin and thick relationships.” (ps. 2-3)</w:t>
       </w:r>
     </w:p>
     <w:p>
@@ -537,7 +653,39 @@
           <w:rFonts w:ascii="Times New Roman" w:eastAsia="Times New Roman" w:hAnsi="Times New Roman" w:cs="Times New Roman"/>
           <w:color w:val="FF0000"/>
         </w:rPr>
-        <w:t xml:space="preserve">We agree. We’ve added the following sentence: “Unlike saliva sharing which is theorized to occur mainly in thick relationships, ball sharing represents a neutral interaction that can occur in both thin and thick-relationships.” </w:t>
+        <w:t xml:space="preserve">We agree. We’ve added the following sentence: “Unlike saliva </w:t>
+      </w:r>
+      <w:proofErr w:type="gramStart"/>
+      <w:r>
+        <w:rPr>
+          <w:rFonts w:ascii="Times New Roman" w:eastAsia="Times New Roman" w:hAnsi="Times New Roman" w:cs="Times New Roman"/>
+          <w:color w:val="FF0000"/>
+        </w:rPr>
+        <w:t>sharing</w:t>
+      </w:r>
+      <w:proofErr w:type="gramEnd"/>
+      <w:r>
+        <w:rPr>
+          <w:rFonts w:ascii="Times New Roman" w:eastAsia="Times New Roman" w:hAnsi="Times New Roman" w:cs="Times New Roman"/>
+          <w:color w:val="FF0000"/>
+        </w:rPr>
+        <w:t xml:space="preserve"> which is theorized to occur mainly in thick relationships, ball sharing represents a neutral interaction that can occur in both thin and </w:t>
+      </w:r>
+      <w:proofErr w:type="gramStart"/>
+      <w:r>
+        <w:rPr>
+          <w:rFonts w:ascii="Times New Roman" w:eastAsia="Times New Roman" w:hAnsi="Times New Roman" w:cs="Times New Roman"/>
+          <w:color w:val="FF0000"/>
+        </w:rPr>
+        <w:t>thick-relationships</w:t>
+      </w:r>
+      <w:proofErr w:type="gramEnd"/>
+      <w:r>
+        <w:rPr>
+          <w:rFonts w:ascii="Times New Roman" w:eastAsia="Times New Roman" w:hAnsi="Times New Roman" w:cs="Times New Roman"/>
+          <w:color w:val="FF0000"/>
+        </w:rPr>
+        <w:t xml:space="preserve">.” </w:t>
       </w:r>
     </w:p>
     <w:p>
@@ -660,7 +808,23 @@
           <w:color w:val="FF0000"/>
         </w:rPr>
         <w:br/>
-        <w:t>“Thomas et al. (2022) interpreted these findings to mean that preverbal infants use saliva sharing specifically to predict who should provide comfort to whom. These results (Experiment 2B) were partially replicated by Cifti et al. (2025); these authors found that 8.5- to 10-month-old infants looked proportionally longer, but not first, at the Saliva Sharer than at the Non-Saliva Sharer.” (p. 3)</w:t>
+        <w:t xml:space="preserve">“Thomas et al. (2022) interpreted these findings to mean that preverbal infants use saliva sharing specifically to predict who should provide comfort to whom. These results (Experiment 2B) were partially replicated by Cifti et al. (2025); these authors found that 8.5- to 10-month-old infants looked proportionally longer, but not first, at the Saliva Sharer than at the </w:t>
+      </w:r>
+      <w:proofErr w:type="gramStart"/>
+      <w:r>
+        <w:rPr>
+          <w:rFonts w:ascii="Times New Roman" w:eastAsia="Times New Roman" w:hAnsi="Times New Roman" w:cs="Times New Roman"/>
+          <w:color w:val="FF0000"/>
+        </w:rPr>
+        <w:t>Non-Saliva Sharer</w:t>
+      </w:r>
+      <w:proofErr w:type="gramEnd"/>
+      <w:r>
+        <w:rPr>
+          <w:rFonts w:ascii="Times New Roman" w:eastAsia="Times New Roman" w:hAnsi="Times New Roman" w:cs="Times New Roman"/>
+          <w:color w:val="FF0000"/>
+        </w:rPr>
+        <w:t>.” (p. 3)</w:t>
       </w:r>
     </w:p>
     <w:p>
@@ -684,7 +848,21 @@
         <w:rPr>
           <w:rFonts w:ascii="Times New Roman" w:eastAsia="Times New Roman" w:hAnsi="Times New Roman" w:cs="Times New Roman"/>
         </w:rPr>
-        <w:t>Authors wrote: "A corollary of such a common representation is that infants' expectations about saliva sharing and comforting actions should be bidirectional such that saliva sharing predicts comfort, and comfort predicts saliva sharing." However another interpretation is that there may be bidirectional expectations, as both comforting and saliva sharing are both cues of relationship closeness.</w:t>
+        <w:t xml:space="preserve">Authors wrote: "A corollary of such a common representation is that infants' expectations about saliva sharing and comforting actions should be bidirectional such that saliva sharing predicts comfort, and comfort predicts saliva sharing." </w:t>
+      </w:r>
+      <w:proofErr w:type="gramStart"/>
+      <w:r>
+        <w:rPr>
+          <w:rFonts w:ascii="Times New Roman" w:eastAsia="Times New Roman" w:hAnsi="Times New Roman" w:cs="Times New Roman"/>
+        </w:rPr>
+        <w:t>However</w:t>
+      </w:r>
+      <w:proofErr w:type="gramEnd"/>
+      <w:r>
+        <w:rPr>
+          <w:rFonts w:ascii="Times New Roman" w:eastAsia="Times New Roman" w:hAnsi="Times New Roman" w:cs="Times New Roman"/>
+        </w:rPr>
+        <w:t xml:space="preserve"> another interpretation is that there may be bidirectional expectations, as both comforting and saliva sharing are both cues of relationship closeness.</w:t>
       </w:r>
     </w:p>
     <w:p>
@@ -1015,7 +1193,21 @@
         <w:rPr>
           <w:rFonts w:ascii="Times New Roman" w:eastAsia="Times New Roman" w:hAnsi="Times New Roman" w:cs="Times New Roman"/>
         </w:rPr>
-        <w:t>To argue that "associative learning account that links saliva sharing to comforting via a common representation was sufficient to explain infants' looking behavior" the model should take into account two important control studies.</w:t>
+        <w:t xml:space="preserve">To argue that "associative learning account that links saliva sharing to comforting via a common representation was sufficient to explain infants' looking behavior" the model should </w:t>
+      </w:r>
+      <w:proofErr w:type="gramStart"/>
+      <w:r>
+        <w:rPr>
+          <w:rFonts w:ascii="Times New Roman" w:eastAsia="Times New Roman" w:hAnsi="Times New Roman" w:cs="Times New Roman"/>
+        </w:rPr>
+        <w:t>take into account</w:t>
+      </w:r>
+      <w:proofErr w:type="gramEnd"/>
+      <w:r>
+        <w:rPr>
+          <w:rFonts w:ascii="Times New Roman" w:eastAsia="Times New Roman" w:hAnsi="Times New Roman" w:cs="Times New Roman"/>
+        </w:rPr>
+        <w:t xml:space="preserve"> two important control studies.</w:t>
       </w:r>
     </w:p>
     <w:p>
@@ -1039,29 +1231,59 @@
         <w:rPr>
           <w:rFonts w:ascii="Times New Roman" w:eastAsia="Times New Roman" w:hAnsi="Times New Roman" w:cs="Times New Roman"/>
         </w:rPr>
-        <w:t>In the original study, following the main test trial, there was a preferential looking test. Infants did not show any preference for either actress when they simply do peek-a-boo. More critically, both in the original study and Spokes and Spelke (2017) study, comforting is contrasted with laughing. Infants did not look at the saliva-sharer when the central character laughed instead of crying. This can be easily tested with the current model. Ideally, I would like authors to test this as well. But if it is not possible, at least it should be mentioned in the discussion as a limitation."</w:t>
-      </w:r>
-    </w:p>
-    <w:p>
-      <w:pPr>
-        <w:rPr>
-          <w:rFonts w:ascii="Times New Roman" w:eastAsia="Times New Roman" w:hAnsi="Times New Roman" w:cs="Times New Roman"/>
-        </w:rPr>
-      </w:pPr>
-    </w:p>
-    <w:p>
-      <w:pPr>
-        <w:rPr>
-          <w:rFonts w:ascii="Times New Roman" w:eastAsia="Times New Roman" w:hAnsi="Times New Roman" w:cs="Times New Roman"/>
-          <w:color w:val="FF0000"/>
-        </w:rPr>
-      </w:pPr>
-      <w:r>
-        <w:rPr>
-          <w:rFonts w:ascii="Times New Roman" w:eastAsia="Times New Roman" w:hAnsi="Times New Roman" w:cs="Times New Roman"/>
-          <w:color w:val="FF0000"/>
-        </w:rPr>
-        <w:t>We thank the reviewer for this comment. Although the laughing control experiment was not carried out in Thomas et al. (2022), the peek-a-boo preferential looking test was conducted, and both tests reflect an event where the central character does not exhibit distress. To test whether the model’s expectations are specifically tied to comfort, and do not reflect a general preference for a specific person, we carried out an additional simulation of a “non-distress non-comfort” event. Mirroring infant data in both the laughing and peek-a-boo controls, the model responded equally to the saliva and non-saliva sharer suggesting that the results of Simulation 1 reflected a true learned association between saliva sharing and comforting. As we know explicitly note in the Discussion of Simulation 1, Simulation 2 can be seen as the model analogue of Spokes and Spelke (2017) as well as the preferential looking test in Thomas et al. (2022), given that both events can be described as non-distress non-comfort events. We thank the reviewer for pushing us on this; we think including an additional simulation that addresses this point–that is, Simulation 2–significantly strengthens the paper.</w:t>
+        <w:t xml:space="preserve">In the original study, following the main test trial, there was a preferential looking test. Infants did not show any preference for either actress when they simply do peek-a-boo. More critically, both in the original study and Spokes and </w:t>
+      </w:r>
+      <w:proofErr w:type="spellStart"/>
+      <w:r>
+        <w:rPr>
+          <w:rFonts w:ascii="Times New Roman" w:eastAsia="Times New Roman" w:hAnsi="Times New Roman" w:cs="Times New Roman"/>
+        </w:rPr>
+        <w:t>Spelke</w:t>
+      </w:r>
+      <w:proofErr w:type="spellEnd"/>
+      <w:r>
+        <w:rPr>
+          <w:rFonts w:ascii="Times New Roman" w:eastAsia="Times New Roman" w:hAnsi="Times New Roman" w:cs="Times New Roman"/>
+        </w:rPr>
+        <w:t xml:space="preserve"> (2017) study, comforting is contrasted with laughing. Infants did not look at the saliva-sharer when the central character laughed instead of crying. This can be easily tested with the current model. Ideally, I would like authors to test this as well. But if it is not possible, at least it should be mentioned in the discussion as a limitation."</w:t>
+      </w:r>
+    </w:p>
+    <w:p>
+      <w:pPr>
+        <w:rPr>
+          <w:rFonts w:ascii="Times New Roman" w:eastAsia="Times New Roman" w:hAnsi="Times New Roman" w:cs="Times New Roman"/>
+        </w:rPr>
+      </w:pPr>
+    </w:p>
+    <w:p>
+      <w:pPr>
+        <w:rPr>
+          <w:rFonts w:ascii="Times New Roman" w:eastAsia="Times New Roman" w:hAnsi="Times New Roman" w:cs="Times New Roman"/>
+          <w:color w:val="FF0000"/>
+        </w:rPr>
+      </w:pPr>
+      <w:r>
+        <w:rPr>
+          <w:rFonts w:ascii="Times New Roman" w:eastAsia="Times New Roman" w:hAnsi="Times New Roman" w:cs="Times New Roman"/>
+          <w:color w:val="FF0000"/>
+        </w:rPr>
+        <w:t xml:space="preserve">We thank the reviewer for this comment. Although the laughing control experiment was not carried out in Thomas et al. (2022), the peek-a-boo preferential looking test was conducted, and both tests reflect an event where the central character does not exhibit distress. To test whether the model’s expectations are specifically tied to comfort, and do not reflect a general preference for a specific person, we carried out an additional simulation of a “non-distress non-comfort” event. Mirroring infant data in both the laughing and peek-a-boo controls, the model responded equally to the saliva and non-saliva sharer suggesting that the results of Simulation 1 reflected a true learned association between saliva sharing and comforting. As we know explicitly note in the Discussion of Simulation 1, Simulation 2 can be seen as the model analogue of Spokes and </w:t>
+      </w:r>
+      <w:proofErr w:type="spellStart"/>
+      <w:r>
+        <w:rPr>
+          <w:rFonts w:ascii="Times New Roman" w:eastAsia="Times New Roman" w:hAnsi="Times New Roman" w:cs="Times New Roman"/>
+          <w:color w:val="FF0000"/>
+        </w:rPr>
+        <w:t>Spelke</w:t>
+      </w:r>
+      <w:proofErr w:type="spellEnd"/>
+      <w:r>
+        <w:rPr>
+          <w:rFonts w:ascii="Times New Roman" w:eastAsia="Times New Roman" w:hAnsi="Times New Roman" w:cs="Times New Roman"/>
+          <w:color w:val="FF0000"/>
+        </w:rPr>
+        <w:t xml:space="preserve"> (2017) as well as the preferential looking test in Thomas et al. (2022), given that both events can be described as non-distress non-comfort events. We thank the reviewer for pushing us on this; we think including an additional simulation that addresses this point–that is, Simulation 2–significantly strengthens the paper.</w:t>
       </w:r>
     </w:p>
     <w:p>
@@ -1168,20 +1390,90 @@
         <w:rPr>
           <w:rFonts w:ascii="Times New Roman" w:eastAsia="Times New Roman" w:hAnsi="Times New Roman" w:cs="Times New Roman"/>
         </w:rPr>
-        <w:t>For me it was not surprising to see that when you train the model as always one person shares saliva with another and comforts the same person while the other person does something else, and not comforts the distressed person. I don't think this reflects infants' experience.</w:t>
-      </w:r>
-    </w:p>
-    <w:p>
-      <w:pPr>
-        <w:rPr>
-          <w:rFonts w:ascii="Times New Roman" w:eastAsia="Times New Roman" w:hAnsi="Times New Roman" w:cs="Times New Roman"/>
-        </w:rPr>
-      </w:pPr>
-      <w:r>
-        <w:rPr>
-          <w:rFonts w:ascii="Times New Roman" w:eastAsia="Times New Roman" w:hAnsi="Times New Roman" w:cs="Times New Roman"/>
-        </w:rPr>
-        <w:t>The better way to test this is to increase the frequency of comforting and saliva-sharing for thick relationships, but for thin ones still keep them with a lower frequency,  instead of making it binary.</w:t>
+        <w:t xml:space="preserve">For me it was not surprising to see that when you train the model as always one person shares saliva with another and comforts the same person while the other person does something </w:t>
+      </w:r>
+      <w:proofErr w:type="gramStart"/>
+      <w:r>
+        <w:rPr>
+          <w:rFonts w:ascii="Times New Roman" w:eastAsia="Times New Roman" w:hAnsi="Times New Roman" w:cs="Times New Roman"/>
+        </w:rPr>
+        <w:t>else, and</w:t>
+      </w:r>
+      <w:proofErr w:type="gramEnd"/>
+      <w:r>
+        <w:rPr>
+          <w:rFonts w:ascii="Times New Roman" w:eastAsia="Times New Roman" w:hAnsi="Times New Roman" w:cs="Times New Roman"/>
+        </w:rPr>
+        <w:t xml:space="preserve"> </w:t>
+      </w:r>
+      <w:proofErr w:type="gramStart"/>
+      <w:r>
+        <w:rPr>
+          <w:rFonts w:ascii="Times New Roman" w:eastAsia="Times New Roman" w:hAnsi="Times New Roman" w:cs="Times New Roman"/>
+        </w:rPr>
+        <w:t>not</w:t>
+      </w:r>
+      <w:proofErr w:type="gramEnd"/>
+      <w:r>
+        <w:rPr>
+          <w:rFonts w:ascii="Times New Roman" w:eastAsia="Times New Roman" w:hAnsi="Times New Roman" w:cs="Times New Roman"/>
+        </w:rPr>
+        <w:t xml:space="preserve"> </w:t>
+      </w:r>
+      <w:proofErr w:type="gramStart"/>
+      <w:r>
+        <w:rPr>
+          <w:rFonts w:ascii="Times New Roman" w:eastAsia="Times New Roman" w:hAnsi="Times New Roman" w:cs="Times New Roman"/>
+        </w:rPr>
+        <w:t>comforts</w:t>
+      </w:r>
+      <w:proofErr w:type="gramEnd"/>
+      <w:r>
+        <w:rPr>
+          <w:rFonts w:ascii="Times New Roman" w:eastAsia="Times New Roman" w:hAnsi="Times New Roman" w:cs="Times New Roman"/>
+        </w:rPr>
+        <w:t xml:space="preserve"> the distressed person. I don't think this reflects infants' experience.</w:t>
+      </w:r>
+    </w:p>
+    <w:p>
+      <w:pPr>
+        <w:rPr>
+          <w:rFonts w:ascii="Times New Roman" w:eastAsia="Times New Roman" w:hAnsi="Times New Roman" w:cs="Times New Roman"/>
+        </w:rPr>
+      </w:pPr>
+      <w:r>
+        <w:rPr>
+          <w:rFonts w:ascii="Times New Roman" w:eastAsia="Times New Roman" w:hAnsi="Times New Roman" w:cs="Times New Roman"/>
+        </w:rPr>
+        <w:t xml:space="preserve">The better way to test this is to increase the frequency of comforting and saliva-sharing for thick relationships, but for thin </w:t>
+      </w:r>
+      <w:proofErr w:type="gramStart"/>
+      <w:r>
+        <w:rPr>
+          <w:rFonts w:ascii="Times New Roman" w:eastAsia="Times New Roman" w:hAnsi="Times New Roman" w:cs="Times New Roman"/>
+        </w:rPr>
+        <w:t>ones</w:t>
+      </w:r>
+      <w:proofErr w:type="gramEnd"/>
+      <w:r>
+        <w:rPr>
+          <w:rFonts w:ascii="Times New Roman" w:eastAsia="Times New Roman" w:hAnsi="Times New Roman" w:cs="Times New Roman"/>
+        </w:rPr>
+        <w:t xml:space="preserve"> still keep them with a lower </w:t>
+      </w:r>
+      <w:proofErr w:type="gramStart"/>
+      <w:r>
+        <w:rPr>
+          <w:rFonts w:ascii="Times New Roman" w:eastAsia="Times New Roman" w:hAnsi="Times New Roman" w:cs="Times New Roman"/>
+        </w:rPr>
+        <w:t>frequency,  instead</w:t>
+      </w:r>
+      <w:proofErr w:type="gramEnd"/>
+      <w:r>
+        <w:rPr>
+          <w:rFonts w:ascii="Times New Roman" w:eastAsia="Times New Roman" w:hAnsi="Times New Roman" w:cs="Times New Roman"/>
+        </w:rPr>
+        <w:t xml:space="preserve"> of making it binary.</w:t>
       </w:r>
     </w:p>
     <w:p>
@@ -1251,7 +1543,23 @@
           <w:rFonts w:ascii="Times New Roman" w:eastAsia="Times New Roman" w:hAnsi="Times New Roman" w:cs="Times New Roman"/>
           <w:color w:val="FF0000"/>
         </w:rPr>
-        <w:t xml:space="preserve">it is sometimes the case that infants’ distress isn’t met by comfort from those with whom they shared saliva in the past.  We agree with this critique, and we think that the new Simulation 5 in the manuscript directly addresses it.  As the reviewer will see, this simulation is similar to situation Simulation 1 except that we vary the amount of comfort and saliva sharing that saliva sharers and non-saliva sharers engage in. As long as saliva sharers engage in more comfort than non-comfort, networks continue to expect saliva sharers to comfort their saliva sharing partners during distress. If, however, the ratio flips such that saliva sharers engage in non-comfort 90% of the time and comfort 10% of the time, networks expect that saliva sharers will </w:t>
+        <w:t xml:space="preserve">it is sometimes the case that infants’ distress isn’t met by comfort from those with whom they shared saliva in the past.  We agree with this critique, and we think that the new Simulation 5 in the manuscript directly addresses it.  As the reviewer will see, this simulation is similar </w:t>
+      </w:r>
+      <w:proofErr w:type="gramStart"/>
+      <w:r>
+        <w:rPr>
+          <w:rFonts w:ascii="Times New Roman" w:eastAsia="Times New Roman" w:hAnsi="Times New Roman" w:cs="Times New Roman"/>
+          <w:color w:val="FF0000"/>
+        </w:rPr>
+        <w:t>to situation</w:t>
+      </w:r>
+      <w:proofErr w:type="gramEnd"/>
+      <w:r>
+        <w:rPr>
+          <w:rFonts w:ascii="Times New Roman" w:eastAsia="Times New Roman" w:hAnsi="Times New Roman" w:cs="Times New Roman"/>
+          <w:color w:val="FF0000"/>
+        </w:rPr>
+        <w:t xml:space="preserve"> Simulation 1 except that we vary the amount of comfort and saliva sharing that saliva sharers and non-saliva sharers engage in. As long as saliva sharers engage in more comfort than non-comfort, networks continue to expect saliva sharers to comfort their saliva sharing partners during distress. If, however, the ratio flips such that saliva sharers engage in non-comfort 90% of the time and comfort 10% of the time, networks expect that saliva sharers will </w:t>
       </w:r>
       <w:r>
         <w:rPr>
@@ -1297,8 +1605,17 @@
           <w:color w:val="FF0000"/>
         </w:rPr>
         <w:lastRenderedPageBreak/>
-        <w:t>present in neglectful environments will make children less likely to associate saliva sharing with comfort than children from typical caregiving backgrounds. Evidence of experience-dependent developmental trajectories would provide strong support for an associative account.”</w:t>
-      </w:r>
+        <w:t xml:space="preserve">present in neglectful environments will make children less likely to associate saliva sharing with comfort than children from typical caregiving backgrounds. Evidence of experience-dependent developmental trajectories would provide strong support for an associative </w:t>
+      </w:r>
+      <w:proofErr w:type="gramStart"/>
+      <w:r>
+        <w:rPr>
+          <w:rFonts w:ascii="Times New Roman" w:eastAsia="Times New Roman" w:hAnsi="Times New Roman" w:cs="Times New Roman"/>
+          <w:color w:val="FF0000"/>
+        </w:rPr>
+        <w:t>account.”</w:t>
+      </w:r>
+      <w:proofErr w:type="gramEnd"/>
     </w:p>
     <w:p>
       <w:pPr>
@@ -1333,11 +1650,19 @@
           <w:rFonts w:ascii="Times New Roman" w:eastAsia="Times New Roman" w:hAnsi="Times New Roman" w:cs="Times New Roman"/>
         </w:rPr>
       </w:pPr>
-      <w:r>
-        <w:rPr>
-          <w:rFonts w:ascii="Times New Roman" w:eastAsia="Times New Roman" w:hAnsi="Times New Roman" w:cs="Times New Roman"/>
-        </w:rPr>
-        <w:t>Also for the neutral actions (e.g., ball-passing) this should definitely take place within thick relationships. This is the whole point of this interaction: it can be done with everyone. And when we think about the infants' experience, I am almost sure that they see more ball passing interactions within thick relationships given their small social circle during the first year of life.</w:t>
+      <w:proofErr w:type="gramStart"/>
+      <w:r>
+        <w:rPr>
+          <w:rFonts w:ascii="Times New Roman" w:eastAsia="Times New Roman" w:hAnsi="Times New Roman" w:cs="Times New Roman"/>
+        </w:rPr>
+        <w:t>Also</w:t>
+      </w:r>
+      <w:proofErr w:type="gramEnd"/>
+      <w:r>
+        <w:rPr>
+          <w:rFonts w:ascii="Times New Roman" w:eastAsia="Times New Roman" w:hAnsi="Times New Roman" w:cs="Times New Roman"/>
+        </w:rPr>
+        <w:t xml:space="preserve"> for the neutral actions (e.g., ball-passing) this should definitely take place within thick relationships. This is the whole point of this interaction: it can be done with everyone. And when we think about the infants' experience, I am almost sure that they see more ball passing interactions within thick relationships given their small social circle during the first year of life.</w:t>
       </w:r>
     </w:p>
     <w:p>
@@ -1502,7 +1827,35 @@
         <w:rPr>
           <w:rFonts w:ascii="Times New Roman" w:eastAsia="Times New Roman" w:hAnsi="Times New Roman" w:cs="Times New Roman"/>
         </w:rPr>
-        <w:t>Additionally, there's no interaction type that the non-saliva sharer can be linked to. The saliva sharer participates in both the comforting and saliva-sharing interaction. The other person only participates in the non-saliva sharing interaction (ball-passing?) and no other interaction. This once again shows the importance of adding the laughing control study.</w:t>
+        <w:t xml:space="preserve">Additionally, there's no interaction type that the non-saliva sharer can be linked to. The saliva sharer participates in both </w:t>
+      </w:r>
+      <w:proofErr w:type="gramStart"/>
+      <w:r>
+        <w:rPr>
+          <w:rFonts w:ascii="Times New Roman" w:eastAsia="Times New Roman" w:hAnsi="Times New Roman" w:cs="Times New Roman"/>
+        </w:rPr>
+        <w:t>the comforting</w:t>
+      </w:r>
+      <w:proofErr w:type="gramEnd"/>
+      <w:r>
+        <w:rPr>
+          <w:rFonts w:ascii="Times New Roman" w:eastAsia="Times New Roman" w:hAnsi="Times New Roman" w:cs="Times New Roman"/>
+        </w:rPr>
+        <w:t xml:space="preserve"> and saliva-sharing interaction. The other person only participates in the non-saliva sharing interaction (ball-passing?) and no other interaction. This once again shows the importance of adding </w:t>
+      </w:r>
+      <w:proofErr w:type="gramStart"/>
+      <w:r>
+        <w:rPr>
+          <w:rFonts w:ascii="Times New Roman" w:eastAsia="Times New Roman" w:hAnsi="Times New Roman" w:cs="Times New Roman"/>
+        </w:rPr>
+        <w:t>the laughing</w:t>
+      </w:r>
+      <w:proofErr w:type="gramEnd"/>
+      <w:r>
+        <w:rPr>
+          <w:rFonts w:ascii="Times New Roman" w:eastAsia="Times New Roman" w:hAnsi="Times New Roman" w:cs="Times New Roman"/>
+        </w:rPr>
+        <w:t xml:space="preserve"> control study.</w:t>
       </w:r>
     </w:p>
     <w:p>
@@ -1518,7 +1871,23 @@
           <w:color w:val="FF0000"/>
         </w:rPr>
         <w:lastRenderedPageBreak/>
-        <w:t xml:space="preserve">Again, we apologize for not being clearer in the paper. It was the case that both kinds of individuals participated in multiple interactions. We have revised the manuscript to clarify this point. The reviewer can also refer to Tables 1 and 2 to see these interactions for both kinds of individuals. </w:t>
+        <w:t xml:space="preserve">Again, we apologize for not being clearer </w:t>
+      </w:r>
+      <w:proofErr w:type="gramStart"/>
+      <w:r>
+        <w:rPr>
+          <w:rFonts w:ascii="Times New Roman" w:eastAsia="Times New Roman" w:hAnsi="Times New Roman" w:cs="Times New Roman"/>
+          <w:color w:val="FF0000"/>
+        </w:rPr>
+        <w:t>in</w:t>
+      </w:r>
+      <w:proofErr w:type="gramEnd"/>
+      <w:r>
+        <w:rPr>
+          <w:rFonts w:ascii="Times New Roman" w:eastAsia="Times New Roman" w:hAnsi="Times New Roman" w:cs="Times New Roman"/>
+          <w:color w:val="FF0000"/>
+        </w:rPr>
+        <w:t xml:space="preserve"> the paper. It was the case that both kinds of individuals participated in multiple interactions. We have revised the manuscript to clarify this point. The reviewer can also refer to Tables 1 and 2 to see these interactions for both kinds of individuals. </w:t>
       </w:r>
     </w:p>
     <w:p>
@@ -1542,7 +1911,21 @@
         <w:rPr>
           <w:rFonts w:ascii="Times New Roman" w:eastAsia="Times New Roman" w:hAnsi="Times New Roman" w:cs="Times New Roman"/>
         </w:rPr>
-        <w:t>I did not understand the developmental predictions part and Simulation 3. Why exactly do evolutionary accounts predict stable development? Can authors elaborate on that? It is possible that the link between one close relationship cue and another is formed through association but sensitivity to these cues in the first place comes from evolutionary basis. I don't think "bidirectional expectation gets stronger with age" is against the evolutionary account. It is also a bit confusing to me why they only focus on bidirectional expectations in the developmental predictions section but do not make any developmental prediction or explanation regarding unidirectional expectations."</w:t>
+        <w:t xml:space="preserve">I did not understand the developmental </w:t>
+      </w:r>
+      <w:proofErr w:type="gramStart"/>
+      <w:r>
+        <w:rPr>
+          <w:rFonts w:ascii="Times New Roman" w:eastAsia="Times New Roman" w:hAnsi="Times New Roman" w:cs="Times New Roman"/>
+        </w:rPr>
+        <w:t>predictions</w:t>
+      </w:r>
+      <w:proofErr w:type="gramEnd"/>
+      <w:r>
+        <w:rPr>
+          <w:rFonts w:ascii="Times New Roman" w:eastAsia="Times New Roman" w:hAnsi="Times New Roman" w:cs="Times New Roman"/>
+        </w:rPr>
+        <w:t xml:space="preserve"> part and Simulation 3. Why exactly do evolutionary accounts predict stable development? Can authors elaborate on that? It is possible that the link between one close relationship cue and another is formed through association but sensitivity to these cues in the first place comes from evolutionary basis. I don't think "bidirectional expectation gets stronger with age" is against the evolutionary account. It is also a bit confusing to me why they only focus on bidirectional expectations in the developmental predictions section but do not make any developmental prediction or explanation regarding unidirectional expectations."</w:t>
       </w:r>
     </w:p>
     <w:p>
@@ -1587,30 +1970,110 @@
           <w:rFonts w:ascii="Times New Roman" w:eastAsia="Times New Roman" w:hAnsi="Times New Roman" w:cs="Times New Roman"/>
           <w:color w:val="FF0000"/>
         </w:rPr>
-        <w:t>“Although the current simulations demonstrate that associative learning can link saliva sharing to comfort, they do not show that infants’ knowledge necessarily derives from this process. To  validate this proposed mechanism empirically, behavioral research must also show that these expectations are bidirectional and learned. For instance, an associative account would be supported by evidence that infants expect comfort following saliva sharing and that this expectation strengthens with experience. Future research might also test the effects of experience on infants’ expectations about thick relationships by examining children who have experienced neglect or maltreatment. In line with evidence that early caregiving environments fine-tune attention and social cognition (e.g., Pollak &amp; Tolley-Schell, 2003; Pollak &amp; Sinha, 2002), an associative learning account predicts that the inconsistent social cues present in neglectful environments will make children less likely to associate saliva sharing with comfort than children from typical caregiving backgrounds. Evidence of experience-dependent developmental trajectories would provide strong support for an associative account.” (p. 20)</w:t>
-      </w:r>
-    </w:p>
-    <w:p>
-      <w:pPr>
-        <w:rPr>
-          <w:rFonts w:ascii="Times New Roman" w:eastAsia="Times New Roman" w:hAnsi="Times New Roman" w:cs="Times New Roman"/>
-          <w:color w:val="FF0000"/>
-        </w:rPr>
-      </w:pPr>
-    </w:p>
-    <w:p>
-      <w:pPr>
-        <w:rPr>
-          <w:rFonts w:ascii="Times New Roman" w:eastAsia="Times New Roman" w:hAnsi="Times New Roman" w:cs="Times New Roman"/>
-          <w:color w:val="FF0000"/>
-        </w:rPr>
-      </w:pPr>
-      <w:r>
-        <w:rPr>
-          <w:rFonts w:ascii="Times New Roman" w:eastAsia="Times New Roman" w:hAnsi="Times New Roman" w:cs="Times New Roman"/>
-          <w:color w:val="FF0000"/>
-        </w:rPr>
-        <w:t xml:space="preserve">We also appreciate the reviewer’s note regarding bidirectional expectations (i.e., comfort predicting saliva sharing) in the developmental section. To clarify, because our model tracks the statistical co-occurence of cues, the relationship between these variables is symmetrical. Consequently, modeling comfort predicting saliva yields the same results as saliva predicting comfort. We have updated the developmental predictions section (now Simulation 4) to clarify that the model supports both types of expectations. </w:t>
+        <w:t xml:space="preserve">“Although the current simulations demonstrate that associative learning can link saliva sharing to comfort, they do not show that infants’ knowledge necessarily derives from this process. </w:t>
+      </w:r>
+      <w:proofErr w:type="gramStart"/>
+      <w:r>
+        <w:rPr>
+          <w:rFonts w:ascii="Times New Roman" w:eastAsia="Times New Roman" w:hAnsi="Times New Roman" w:cs="Times New Roman"/>
+          <w:color w:val="FF0000"/>
+        </w:rPr>
+        <w:t>To  validate</w:t>
+      </w:r>
+      <w:proofErr w:type="gramEnd"/>
+      <w:r>
+        <w:rPr>
+          <w:rFonts w:ascii="Times New Roman" w:eastAsia="Times New Roman" w:hAnsi="Times New Roman" w:cs="Times New Roman"/>
+          <w:color w:val="FF0000"/>
+        </w:rPr>
+        <w:t xml:space="preserve"> this proposed mechanism empirically, behavioral research must also show that these expectations are bidirectional and learned. For instance, an associative account would be supported by evidence that infants expect comfort following saliva sharing and that this expectation strengthens with experience. Future research might also test the effects of experience on infants’ expectations about thick relationships by examining children who have experienced neglect or maltreatment. In line with evidence that early caregiving environments fine-tune attention and social cognition (e.g., Pollak &amp; Tolley-Schell, 2003; Pollak &amp; Sinha, 2002), an associative learning account predicts that the inconsistent social cues present in neglectful environments will make children less likely to associate saliva sharing with comfort than children from typical caregiving backgrounds. Evidence of experience-dependent developmental trajectories would provide strong support for an associative </w:t>
+      </w:r>
+      <w:proofErr w:type="gramStart"/>
+      <w:r>
+        <w:rPr>
+          <w:rFonts w:ascii="Times New Roman" w:eastAsia="Times New Roman" w:hAnsi="Times New Roman" w:cs="Times New Roman"/>
+          <w:color w:val="FF0000"/>
+        </w:rPr>
+        <w:t>account.”</w:t>
+      </w:r>
+      <w:proofErr w:type="gramEnd"/>
+      <w:r>
+        <w:rPr>
+          <w:rFonts w:ascii="Times New Roman" w:eastAsia="Times New Roman" w:hAnsi="Times New Roman" w:cs="Times New Roman"/>
+          <w:color w:val="FF0000"/>
+        </w:rPr>
+        <w:t xml:space="preserve"> (p. 20)</w:t>
+      </w:r>
+    </w:p>
+    <w:p>
+      <w:pPr>
+        <w:rPr>
+          <w:rFonts w:ascii="Times New Roman" w:eastAsia="Times New Roman" w:hAnsi="Times New Roman" w:cs="Times New Roman"/>
+          <w:color w:val="FF0000"/>
+        </w:rPr>
+      </w:pPr>
+    </w:p>
+    <w:p>
+      <w:pPr>
+        <w:rPr>
+          <w:rFonts w:ascii="Times New Roman" w:eastAsia="Times New Roman" w:hAnsi="Times New Roman" w:cs="Times New Roman"/>
+          <w:color w:val="FF0000"/>
+        </w:rPr>
+      </w:pPr>
+      <w:r>
+        <w:rPr>
+          <w:rFonts w:ascii="Times New Roman" w:eastAsia="Times New Roman" w:hAnsi="Times New Roman" w:cs="Times New Roman"/>
+          <w:color w:val="FF0000"/>
+        </w:rPr>
+        <w:t>We also appreciate the reviewer’s note regarding bidirectional expectations (i.e., comfort predicting saliva sharing) in the developmental section. To clarify, because our model tracks the statistical co-</w:t>
+      </w:r>
+      <w:proofErr w:type="spellStart"/>
+      <w:r>
+        <w:rPr>
+          <w:rFonts w:ascii="Times New Roman" w:eastAsia="Times New Roman" w:hAnsi="Times New Roman" w:cs="Times New Roman"/>
+          <w:color w:val="FF0000"/>
+        </w:rPr>
+        <w:t>occurence</w:t>
+      </w:r>
+      <w:proofErr w:type="spellEnd"/>
+      <w:r>
+        <w:rPr>
+          <w:rFonts w:ascii="Times New Roman" w:eastAsia="Times New Roman" w:hAnsi="Times New Roman" w:cs="Times New Roman"/>
+          <w:color w:val="FF0000"/>
+        </w:rPr>
+        <w:t xml:space="preserve"> of cues, the relationship between these variables is symmetrical. Consequently, modeling comfort </w:t>
+      </w:r>
+      <w:proofErr w:type="gramStart"/>
+      <w:r>
+        <w:rPr>
+          <w:rFonts w:ascii="Times New Roman" w:eastAsia="Times New Roman" w:hAnsi="Times New Roman" w:cs="Times New Roman"/>
+          <w:color w:val="FF0000"/>
+        </w:rPr>
+        <w:t>predicting</w:t>
+      </w:r>
+      <w:proofErr w:type="gramEnd"/>
+      <w:r>
+        <w:rPr>
+          <w:rFonts w:ascii="Times New Roman" w:eastAsia="Times New Roman" w:hAnsi="Times New Roman" w:cs="Times New Roman"/>
+          <w:color w:val="FF0000"/>
+        </w:rPr>
+        <w:t xml:space="preserve"> saliva yields the same results as saliva predicting comfort. We have updated the </w:t>
+      </w:r>
+      <w:proofErr w:type="gramStart"/>
+      <w:r>
+        <w:rPr>
+          <w:rFonts w:ascii="Times New Roman" w:eastAsia="Times New Roman" w:hAnsi="Times New Roman" w:cs="Times New Roman"/>
+          <w:color w:val="FF0000"/>
+        </w:rPr>
+        <w:t>developmental</w:t>
+      </w:r>
+      <w:proofErr w:type="gramEnd"/>
+      <w:r>
+        <w:rPr>
+          <w:rFonts w:ascii="Times New Roman" w:eastAsia="Times New Roman" w:hAnsi="Times New Roman" w:cs="Times New Roman"/>
+          <w:color w:val="FF0000"/>
+        </w:rPr>
+        <w:t xml:space="preserve"> predictions section (now Simulation 4) to clarify that the model supports both types of expectations. </w:t>
       </w:r>
     </w:p>
     <w:p>
@@ -1672,7 +2135,35 @@
         <w:rPr>
           <w:rFonts w:ascii="Times New Roman" w:eastAsia="Times New Roman" w:hAnsi="Times New Roman" w:cs="Times New Roman"/>
         </w:rPr>
-        <w:t>My addendum: One final point I would raise is the amount of training involved versus the strength of the expectations. There is an open question in how often 8.5-10-month-old infants have actually observed saliva-sharing interactions. Does this map on to hundreds of training epochs? I would say this is an open question, but I think it's an issue worth mentioning. Even if it is possible for a domain-general associative learning mechanism to reproduce these results in full, if it requires vastly more evidence than an actual infant receives regarding these sorts of interactions, it might suggest some kind of domain-specific specialization of a learning mechanism if nothing else.</w:t>
+        <w:t xml:space="preserve">My addendum: One final point I would raise is the amount of training involved versus the strength of </w:t>
+      </w:r>
+      <w:proofErr w:type="gramStart"/>
+      <w:r>
+        <w:rPr>
+          <w:rFonts w:ascii="Times New Roman" w:eastAsia="Times New Roman" w:hAnsi="Times New Roman" w:cs="Times New Roman"/>
+        </w:rPr>
+        <w:t>the expectations</w:t>
+      </w:r>
+      <w:proofErr w:type="gramEnd"/>
+      <w:r>
+        <w:rPr>
+          <w:rFonts w:ascii="Times New Roman" w:eastAsia="Times New Roman" w:hAnsi="Times New Roman" w:cs="Times New Roman"/>
+        </w:rPr>
+        <w:t xml:space="preserve">. There is an open question </w:t>
+      </w:r>
+      <w:proofErr w:type="gramStart"/>
+      <w:r>
+        <w:rPr>
+          <w:rFonts w:ascii="Times New Roman" w:eastAsia="Times New Roman" w:hAnsi="Times New Roman" w:cs="Times New Roman"/>
+        </w:rPr>
+        <w:t>in</w:t>
+      </w:r>
+      <w:proofErr w:type="gramEnd"/>
+      <w:r>
+        <w:rPr>
+          <w:rFonts w:ascii="Times New Roman" w:eastAsia="Times New Roman" w:hAnsi="Times New Roman" w:cs="Times New Roman"/>
+        </w:rPr>
+        <w:t xml:space="preserve"> how often 8.5-10-month-old infants have actually observed saliva-sharing interactions. Does this map on to hundreds of training epochs? I would say this is an open question, but I think it's an issue worth mentioning. Even if it is possible for a domain-general associative learning mechanism to reproduce these results in full, if it requires vastly more evidence than an actual infant receives regarding these sorts of interactions, it might suggest some kind of domain-specific specialization of a learning mechanism if nothing else.</w:t>
       </w:r>
     </w:p>
     <w:p>
@@ -1724,7 +2215,23 @@
           <w:color w:val="FF0000"/>
         </w:rPr>
         <w:br/>
-        <w:t>“In addition, the relationship between training epochs and real-world experience remains an open question in Developmental Science. Although it could be argued that the model requires a significant amount of training, the goal of our pretraining phase was not to suggest that infants observe hundreds of explicit saliva-sharing events. Rather, it was to ensure that saliva sharing and comfort were reliably correlated given that it is the presence of such correlations—rather than the sheer amount of experience—that is the theoretical linchpin of the current proposal. Future work might explore the minimum amount of experience required to form social expectations in both infants and models. Notably, Simulation 4 suggests that the link between saliva sharing and comfort can be established in as few as 300 epochs, suggesting that the structure of the environment, rather than the sheer volume of experience, is central to the development of infants’ social expectations.” (p. 25)</w:t>
+        <w:t xml:space="preserve">“In addition, the relationship between training epochs and real-world experience remains an open question in Developmental Science. Although it could be argued that the model requires a significant amount of training, the goal of our pretraining phase was not to suggest that infants observe hundreds of explicit saliva-sharing events. Rather, it was to ensure that saliva </w:t>
+      </w:r>
+      <w:proofErr w:type="gramStart"/>
+      <w:r>
+        <w:rPr>
+          <w:rFonts w:ascii="Times New Roman" w:eastAsia="Times New Roman" w:hAnsi="Times New Roman" w:cs="Times New Roman"/>
+          <w:color w:val="FF0000"/>
+        </w:rPr>
+        <w:t>sharing</w:t>
+      </w:r>
+      <w:proofErr w:type="gramEnd"/>
+      <w:r>
+        <w:rPr>
+          <w:rFonts w:ascii="Times New Roman" w:eastAsia="Times New Roman" w:hAnsi="Times New Roman" w:cs="Times New Roman"/>
+          <w:color w:val="FF0000"/>
+        </w:rPr>
+        <w:t xml:space="preserve"> and comfort were reliably correlated given that it is the presence of such correlations—rather than the sheer amount of experience—that is the theoretical linchpin of the current proposal. Future work might explore the minimum amount of experience required to form social expectations in both infants and models. Notably, Simulation 4 suggests that the link between saliva sharing and comfort can be established in as few as 300 epochs, suggesting that the structure of the environment, rather than the sheer volume of experience, is central to the development of infants’ social expectations.” (p. 25)</w:t>
       </w:r>
     </w:p>
     <w:p>
@@ -1748,29 +2255,59 @@
         <w:rPr>
           <w:rFonts w:ascii="Times New Roman" w:eastAsia="Times New Roman" w:hAnsi="Times New Roman" w:cs="Times New Roman"/>
         </w:rPr>
-        <w:t>To conclude, the general project of this paper is to demonstrate that the "thick relationship" expectation proposed by Thomas et al. (2022) is learnable through domain-general associative processes. I think that the authors have demonstrated that point, but what they have not yet demonstrated is that a domain-general associative learning process leads to expectations with appropriate constraints. If addressed directly or discussed as a limitation, then this work will make an interesting and valuable contribution to the literature on infants' social cognition, and provide exciting empirical predictions for future work.</w:t>
-      </w:r>
-    </w:p>
-    <w:p>
-      <w:pPr>
-        <w:rPr>
-          <w:rFonts w:ascii="Times New Roman" w:eastAsia="Times New Roman" w:hAnsi="Times New Roman" w:cs="Times New Roman"/>
-        </w:rPr>
-      </w:pPr>
-    </w:p>
-    <w:p>
-      <w:pPr>
-        <w:rPr>
-          <w:rFonts w:ascii="Times New Roman" w:eastAsia="Times New Roman" w:hAnsi="Times New Roman" w:cs="Times New Roman"/>
-          <w:color w:val="FF0000"/>
-        </w:rPr>
-      </w:pPr>
-      <w:r>
-        <w:rPr>
-          <w:rFonts w:ascii="Times New Roman" w:eastAsia="Times New Roman" w:hAnsi="Times New Roman" w:cs="Times New Roman"/>
-          <w:color w:val="FF0000"/>
-        </w:rPr>
-        <w:t>We hope that we have addressed the reviewers’ concerns, and have adequately acknowledged any remaining limitations.</w:t>
+        <w:t xml:space="preserve">To conclude, the general project of this paper is to demonstrate that the "thick relationship" expectation proposed by Thomas et al. (2022) is learnable through domain-general associative processes. I think that the authors have demonstrated that point, but what they have not yet demonstrated is that a domain-general associative learning process leads to expectations with appropriate constraints. If addressed directly or discussed as a limitation, then this work will make an interesting and valuable contribution to the literature on infants' social </w:t>
+      </w:r>
+      <w:proofErr w:type="gramStart"/>
+      <w:r>
+        <w:rPr>
+          <w:rFonts w:ascii="Times New Roman" w:eastAsia="Times New Roman" w:hAnsi="Times New Roman" w:cs="Times New Roman"/>
+        </w:rPr>
+        <w:t>cognition, and</w:t>
+      </w:r>
+      <w:proofErr w:type="gramEnd"/>
+      <w:r>
+        <w:rPr>
+          <w:rFonts w:ascii="Times New Roman" w:eastAsia="Times New Roman" w:hAnsi="Times New Roman" w:cs="Times New Roman"/>
+        </w:rPr>
+        <w:t xml:space="preserve"> provide exciting empirical predictions for future work.</w:t>
+      </w:r>
+    </w:p>
+    <w:p>
+      <w:pPr>
+        <w:rPr>
+          <w:rFonts w:ascii="Times New Roman" w:eastAsia="Times New Roman" w:hAnsi="Times New Roman" w:cs="Times New Roman"/>
+        </w:rPr>
+      </w:pPr>
+    </w:p>
+    <w:p>
+      <w:pPr>
+        <w:rPr>
+          <w:rFonts w:ascii="Times New Roman" w:eastAsia="Times New Roman" w:hAnsi="Times New Roman" w:cs="Times New Roman"/>
+          <w:color w:val="FF0000"/>
+        </w:rPr>
+      </w:pPr>
+      <w:r>
+        <w:rPr>
+          <w:rFonts w:ascii="Times New Roman" w:eastAsia="Times New Roman" w:hAnsi="Times New Roman" w:cs="Times New Roman"/>
+          <w:color w:val="FF0000"/>
+        </w:rPr>
+        <w:t xml:space="preserve">We hope that we have addressed the reviewers’ </w:t>
+      </w:r>
+      <w:proofErr w:type="gramStart"/>
+      <w:r>
+        <w:rPr>
+          <w:rFonts w:ascii="Times New Roman" w:eastAsia="Times New Roman" w:hAnsi="Times New Roman" w:cs="Times New Roman"/>
+          <w:color w:val="FF0000"/>
+        </w:rPr>
+        <w:t>concerns, and</w:t>
+      </w:r>
+      <w:proofErr w:type="gramEnd"/>
+      <w:r>
+        <w:rPr>
+          <w:rFonts w:ascii="Times New Roman" w:eastAsia="Times New Roman" w:hAnsi="Times New Roman" w:cs="Times New Roman"/>
+          <w:color w:val="FF0000"/>
+        </w:rPr>
+        <w:t xml:space="preserve"> have adequately acknowledged any remaining limitations.</w:t>
       </w:r>
     </w:p>
     <w:p>
@@ -1949,7 +2486,23 @@
           <w:rFonts w:ascii="Times New Roman" w:eastAsia="Times New Roman" w:hAnsi="Times New Roman" w:cs="Times New Roman"/>
           <w:color w:val="FF0000"/>
         </w:rPr>
-        <w:t xml:space="preserve">We thank the reviewer for this comment, and agree that because this work has been published for about 3 years, it is likely familiar to several researchers and their teams. That said, the reviewer will see that the other reviewers seemed to want more in the way of describing this study. We have tried to strike a balance by describing this study in sufficient detail while remaining succinct. We hope the reviewer is satisfied. </w:t>
+        <w:t xml:space="preserve">We thank the reviewer for this </w:t>
+      </w:r>
+      <w:proofErr w:type="gramStart"/>
+      <w:r>
+        <w:rPr>
+          <w:rFonts w:ascii="Times New Roman" w:eastAsia="Times New Roman" w:hAnsi="Times New Roman" w:cs="Times New Roman"/>
+          <w:color w:val="FF0000"/>
+        </w:rPr>
+        <w:t>comment, and</w:t>
+      </w:r>
+      <w:proofErr w:type="gramEnd"/>
+      <w:r>
+        <w:rPr>
+          <w:rFonts w:ascii="Times New Roman" w:eastAsia="Times New Roman" w:hAnsi="Times New Roman" w:cs="Times New Roman"/>
+          <w:color w:val="FF0000"/>
+        </w:rPr>
+        <w:t xml:space="preserve"> agree that because this work has been published for about 3 years, it is likely familiar to several researchers and their teams. That said, the reviewer will see that the other reviewers seemed to want more in the way of describing this study. We have tried to strike a balance by describing this study in sufficient detail while remaining succinct. We hope the reviewer is satisfied. </w:t>
       </w:r>
     </w:p>
     <w:p>
@@ -1973,7 +2526,21 @@
         <w:rPr>
           <w:rFonts w:ascii="Times New Roman" w:eastAsia="Times New Roman" w:hAnsi="Times New Roman" w:cs="Times New Roman"/>
         </w:rPr>
-        <w:t xml:space="preserve">Having the three simulations is a strength of the current work. Results from Simulation 3 seems to imply there is a certain amount of experience that facilitates understanding or representing saliva sharing and close relationships. In what ways does the simulation work allow for flexibility </w:t>
+        <w:t xml:space="preserve">Having the three simulations is a strength of the current work. Results from Simulation 3 </w:t>
+      </w:r>
+      <w:proofErr w:type="gramStart"/>
+      <w:r>
+        <w:rPr>
+          <w:rFonts w:ascii="Times New Roman" w:eastAsia="Times New Roman" w:hAnsi="Times New Roman" w:cs="Times New Roman"/>
+        </w:rPr>
+        <w:t>seems</w:t>
+      </w:r>
+      <w:proofErr w:type="gramEnd"/>
+      <w:r>
+        <w:rPr>
+          <w:rFonts w:ascii="Times New Roman" w:eastAsia="Times New Roman" w:hAnsi="Times New Roman" w:cs="Times New Roman"/>
+        </w:rPr>
+        <w:t xml:space="preserve"> to imply there is a certain amount of experience that facilitates understanding or representing saliva sharing and close relationships. In what ways does the simulation work allow for flexibility </w:t>
       </w:r>
       <w:r>
         <w:rPr>
@@ -2003,7 +2570,71 @@
           <w:rFonts w:ascii="Times New Roman" w:eastAsia="Times New Roman" w:hAnsi="Times New Roman" w:cs="Times New Roman"/>
           <w:color w:val="FF0000"/>
         </w:rPr>
-        <w:t>This is an excellent point, and we wish we had more space to do it service in the paper. That said, one advantage of our current modeling approach is that it can naturally accommodate variation across individuals and environments. This is because, as we argue in the paper, expectations about comfort and saliva sharing emerge from experience with the visual statistics in the environment rather than from fixed, evolutionary expectations. It is true that we do not directly model neurodiversity or cultural variation, but our framework readily extends to such cases. For example, beyond manipulating the statistics of experience, individual differences and cultural variation can be simulated by altering how quickly the model learns (i.e., the learning rate), how much information it can represent (i.e., the number of hidden units), how much of that information is forgotten (e.g., weight decay), among many other things. Here is some text we have added to speak to this:</w:t>
+        <w:t xml:space="preserve">This is an excellent point, and we wish we had more space to do </w:t>
+      </w:r>
+      <w:proofErr w:type="gramStart"/>
+      <w:r>
+        <w:rPr>
+          <w:rFonts w:ascii="Times New Roman" w:eastAsia="Times New Roman" w:hAnsi="Times New Roman" w:cs="Times New Roman"/>
+          <w:color w:val="FF0000"/>
+        </w:rPr>
+        <w:t>it</w:t>
+      </w:r>
+      <w:proofErr w:type="gramEnd"/>
+      <w:r>
+        <w:rPr>
+          <w:rFonts w:ascii="Times New Roman" w:eastAsia="Times New Roman" w:hAnsi="Times New Roman" w:cs="Times New Roman"/>
+          <w:color w:val="FF0000"/>
+        </w:rPr>
+        <w:t xml:space="preserve"> service </w:t>
+      </w:r>
+      <w:proofErr w:type="gramStart"/>
+      <w:r>
+        <w:rPr>
+          <w:rFonts w:ascii="Times New Roman" w:eastAsia="Times New Roman" w:hAnsi="Times New Roman" w:cs="Times New Roman"/>
+          <w:color w:val="FF0000"/>
+        </w:rPr>
+        <w:t>in</w:t>
+      </w:r>
+      <w:proofErr w:type="gramEnd"/>
+      <w:r>
+        <w:rPr>
+          <w:rFonts w:ascii="Times New Roman" w:eastAsia="Times New Roman" w:hAnsi="Times New Roman" w:cs="Times New Roman"/>
+          <w:color w:val="FF0000"/>
+        </w:rPr>
+        <w:t xml:space="preserve"> </w:t>
+      </w:r>
+      <w:proofErr w:type="gramStart"/>
+      <w:r>
+        <w:rPr>
+          <w:rFonts w:ascii="Times New Roman" w:eastAsia="Times New Roman" w:hAnsi="Times New Roman" w:cs="Times New Roman"/>
+          <w:color w:val="FF0000"/>
+        </w:rPr>
+        <w:t>the paper</w:t>
+      </w:r>
+      <w:proofErr w:type="gramEnd"/>
+      <w:r>
+        <w:rPr>
+          <w:rFonts w:ascii="Times New Roman" w:eastAsia="Times New Roman" w:hAnsi="Times New Roman" w:cs="Times New Roman"/>
+          <w:color w:val="FF0000"/>
+        </w:rPr>
+        <w:t xml:space="preserve">. That said, one advantage of our current modeling approach is that it can naturally accommodate variation across individuals and environments. This is because, as we argue in the paper, expectations about comfort and saliva sharing emerge from experience with </w:t>
+      </w:r>
+      <w:proofErr w:type="gramStart"/>
+      <w:r>
+        <w:rPr>
+          <w:rFonts w:ascii="Times New Roman" w:eastAsia="Times New Roman" w:hAnsi="Times New Roman" w:cs="Times New Roman"/>
+          <w:color w:val="FF0000"/>
+        </w:rPr>
+        <w:t>the visual</w:t>
+      </w:r>
+      <w:proofErr w:type="gramEnd"/>
+      <w:r>
+        <w:rPr>
+          <w:rFonts w:ascii="Times New Roman" w:eastAsia="Times New Roman" w:hAnsi="Times New Roman" w:cs="Times New Roman"/>
+          <w:color w:val="FF0000"/>
+        </w:rPr>
+        <w:t xml:space="preserve"> statistics in the environment rather than from fixed, evolutionary expectations. It is true that we do not directly model neurodiversity or cultural variation, but our framework readily extends to such cases. For example, beyond manipulating the statistics of experience, individual differences and cultural variation can be simulated by altering how quickly the model learns (i.e., the learning rate), how much information it can represent (i.e., the number of hidden units), how much of that information is forgotten (e.g., weight decay), among many other things. Here is some text we have added to speak to this:</w:t>
       </w:r>
     </w:p>
     <w:p>
@@ -2090,7 +2721,35 @@
         <w:rPr>
           <w:rFonts w:ascii="Times New Roman" w:eastAsia="Times New Roman" w:hAnsi="Times New Roman" w:cs="Times New Roman"/>
         </w:rPr>
-        <w:t xml:space="preserve">This manuscript describes computational models that mirror the findings in Thomas et al. (2022) that saliva-sharing predicts comforting behavior and vice-versa. Importantly, the goal of the models/simulations is to assess how this expectation develops in infancy. The findings support the proposal that a domain-general learning process via associative learning can account for infants' development of expectations regarding saliva sharing and comfort. I appreciate the approach to determine the mechanism whereby infants develop expectations-particularly in light of previous suggestions that there is an evolutionary basis for the expectations. While this may be the case, it is important to nonetheless describe the development of behavior rather than relying solely on evolutionary explanations. </w:t>
+        <w:t xml:space="preserve">This manuscript describes computational models that mirror the findings in Thomas et al. (2022) that saliva-sharing predicts comforting behavior and </w:t>
+      </w:r>
+      <w:proofErr w:type="gramStart"/>
+      <w:r>
+        <w:rPr>
+          <w:rFonts w:ascii="Times New Roman" w:eastAsia="Times New Roman" w:hAnsi="Times New Roman" w:cs="Times New Roman"/>
+        </w:rPr>
+        <w:t>vice-versa</w:t>
+      </w:r>
+      <w:proofErr w:type="gramEnd"/>
+      <w:r>
+        <w:rPr>
+          <w:rFonts w:ascii="Times New Roman" w:eastAsia="Times New Roman" w:hAnsi="Times New Roman" w:cs="Times New Roman"/>
+        </w:rPr>
+        <w:t xml:space="preserve">. Importantly, the goal of the models/simulations is to assess how this expectation develops in infancy. The findings support the proposal that a domain-general learning process via associative learning can account for infants' development of expectations regarding saliva sharing and comfort. I appreciate the approach to </w:t>
+      </w:r>
+      <w:proofErr w:type="gramStart"/>
+      <w:r>
+        <w:rPr>
+          <w:rFonts w:ascii="Times New Roman" w:eastAsia="Times New Roman" w:hAnsi="Times New Roman" w:cs="Times New Roman"/>
+        </w:rPr>
+        <w:t>determine</w:t>
+      </w:r>
+      <w:proofErr w:type="gramEnd"/>
+      <w:r>
+        <w:rPr>
+          <w:rFonts w:ascii="Times New Roman" w:eastAsia="Times New Roman" w:hAnsi="Times New Roman" w:cs="Times New Roman"/>
+        </w:rPr>
+        <w:t xml:space="preserve"> the mechanism whereby infants develop expectations-particularly in light of previous suggestions that there is an evolutionary basis for the expectations. While this may be the case, it is important to nonetheless describe the development of behavior rather than relying solely on evolutionary explanations. </w:t>
       </w:r>
     </w:p>
     <w:p>
@@ -2138,7 +2797,21 @@
         <w:rPr>
           <w:rFonts w:ascii="Times New Roman" w:eastAsia="Times New Roman" w:hAnsi="Times New Roman" w:cs="Times New Roman"/>
         </w:rPr>
-        <w:t xml:space="preserve">The manuscript and computational approach are clear and thus I only have a few suggestions. Clearly there can be an evolutionary basis for the expectations and experience shapes the development. One way this could be tested would be to model a situation where comfort is NOT given to distress (such as in the case of neglect or abuse). This would show that an expectation </w:t>
+        <w:t xml:space="preserve">The manuscript and computational approach are clear and thus I only have a few suggestions. Clearly there can be an evolutionary basis for the expectations and </w:t>
+      </w:r>
+      <w:proofErr w:type="gramStart"/>
+      <w:r>
+        <w:rPr>
+          <w:rFonts w:ascii="Times New Roman" w:eastAsia="Times New Roman" w:hAnsi="Times New Roman" w:cs="Times New Roman"/>
+        </w:rPr>
+        <w:t>experience</w:t>
+      </w:r>
+      <w:proofErr w:type="gramEnd"/>
+      <w:r>
+        <w:rPr>
+          <w:rFonts w:ascii="Times New Roman" w:eastAsia="Times New Roman" w:hAnsi="Times New Roman" w:cs="Times New Roman"/>
+        </w:rPr>
+        <w:t xml:space="preserve"> shapes the development. One way this could be tested would be to model a situation where comfort is NOT given to distress (such as in the case of neglect or abuse). This would show that an expectation </w:t>
       </w:r>
       <w:r>
         <w:rPr>
@@ -2198,7 +2871,23 @@
           <w:color w:val="FF0000"/>
         </w:rPr>
         <w:br/>
-        <w:t xml:space="preserve">“Future research might also test the effects of experience on infants’ expectations about thick relationships by examining children who have experienced neglect or maltreatment. In line with evidence that early caregiving environments fine-tune attention and social cognition (e.g., Pollak &amp; Tolley-Schell, 2003; Pollak &amp; Sinha, 2002), an associative learning account predicts that the inconsistent social cues present in neglectful environments will make children less likely to associate saliva sharing with comfort than children from typical caregiving backgrounds. Evidence of experience-dependent developmental trajectories would provide strong support for an associative account.” (p. 21). </w:t>
+        <w:t xml:space="preserve">“Future research might also test the effects of experience on infants’ expectations about thick relationships by examining children who have experienced neglect or maltreatment. In line with evidence that early caregiving environments fine-tune attention and social cognition (e.g., Pollak &amp; Tolley-Schell, 2003; Pollak &amp; Sinha, 2002), an associative learning account predicts that the inconsistent social cues present in neglectful environments will make children less likely to associate saliva sharing with comfort than children from typical caregiving backgrounds. Evidence of experience-dependent developmental trajectories would provide strong support for an associative </w:t>
+      </w:r>
+      <w:proofErr w:type="gramStart"/>
+      <w:r>
+        <w:rPr>
+          <w:rFonts w:ascii="Times New Roman" w:eastAsia="Times New Roman" w:hAnsi="Times New Roman" w:cs="Times New Roman"/>
+          <w:color w:val="FF0000"/>
+        </w:rPr>
+        <w:t>account.”</w:t>
+      </w:r>
+      <w:proofErr w:type="gramEnd"/>
+      <w:r>
+        <w:rPr>
+          <w:rFonts w:ascii="Times New Roman" w:eastAsia="Times New Roman" w:hAnsi="Times New Roman" w:cs="Times New Roman"/>
+          <w:color w:val="FF0000"/>
+        </w:rPr>
+        <w:t xml:space="preserve"> (p. 21). </w:t>
       </w:r>
     </w:p>
     <w:p>
@@ -2223,7 +2912,21 @@
         <w:rPr>
           <w:rFonts w:ascii="Times New Roman" w:eastAsia="Times New Roman" w:hAnsi="Times New Roman" w:cs="Times New Roman"/>
         </w:rPr>
-        <w:t>Also, given the suggested evolutionary basis, the manuscript could benefit from a comparative perspective. Many studies have documented food sharing in non-human primates-primarily among kin, but also close associates (those who groom, support each other in coalitions, etc...). I think that bringing in some of this literature would be good to broaden the discussion of potential evolutionary bases of the expectations. To situate this study (and similar studies) in research that speaks to evolutionary origins would be beneficial for framing the questions and hypotheses. I realize the authors lean more toward an associative learning account-as do I-but evolution and development are not entirely separate.</w:t>
+        <w:t xml:space="preserve">Also, given the suggested evolutionary basis, the manuscript could benefit from a comparative perspective. Many studies have documented food sharing in non-human primates-primarily among kin, but also close associates (those who groom, support each other in coalitions, etc...). I think that bringing in some of this literature would be good to broaden the discussion of potential evolutionary bases of the expectations. </w:t>
+      </w:r>
+      <w:proofErr w:type="gramStart"/>
+      <w:r>
+        <w:rPr>
+          <w:rFonts w:ascii="Times New Roman" w:eastAsia="Times New Roman" w:hAnsi="Times New Roman" w:cs="Times New Roman"/>
+        </w:rPr>
+        <w:t>To situate</w:t>
+      </w:r>
+      <w:proofErr w:type="gramEnd"/>
+      <w:r>
+        <w:rPr>
+          <w:rFonts w:ascii="Times New Roman" w:eastAsia="Times New Roman" w:hAnsi="Times New Roman" w:cs="Times New Roman"/>
+        </w:rPr>
+        <w:t xml:space="preserve"> this study (and similar studies) in research that speaks to evolutionary origins would be beneficial for framing the questions and hypotheses. I realize the authors lean more toward an associative learning account-as do I-but evolution and development are not entirely separate.</w:t>
       </w:r>
       <w:r>
         <w:rPr>
@@ -2396,7 +3099,21 @@
         <w:rPr>
           <w:rFonts w:ascii="Times New Roman" w:eastAsia="Times New Roman" w:hAnsi="Times New Roman" w:cs="Times New Roman"/>
         </w:rPr>
-        <w:t xml:space="preserve">p. 13-Discussion: Evolved predisposition vs. associative learning...these do not necessarily make different predictions. There can be an evolved predisposition that also improves with age. G X E interaction. That's why maybe testing a decrease in expectation given saliva sharing, and no comfort given during distress could help bolster the role of experience in developing the expectation (there are studies of neglect and certain attachment styles that would predict different outcomes).  </w:t>
+        <w:t xml:space="preserve">p. 13-Discussion: Evolved predisposition vs. associative learning...these do not necessarily make different predictions. There can be an evolved predisposition that also improves with age. G X E interaction. </w:t>
+      </w:r>
+      <w:proofErr w:type="gramStart"/>
+      <w:r>
+        <w:rPr>
+          <w:rFonts w:ascii="Times New Roman" w:eastAsia="Times New Roman" w:hAnsi="Times New Roman" w:cs="Times New Roman"/>
+        </w:rPr>
+        <w:t>That's why maybe</w:t>
+      </w:r>
+      <w:proofErr w:type="gramEnd"/>
+      <w:r>
+        <w:rPr>
+          <w:rFonts w:ascii="Times New Roman" w:eastAsia="Times New Roman" w:hAnsi="Times New Roman" w:cs="Times New Roman"/>
+        </w:rPr>
+        <w:t xml:space="preserve"> testing a decrease in expectation given saliva sharing, and no comfort given during distress could help bolster the role of experience in developing the expectation (there are studies of neglect and certain attachment styles that would predict different outcomes).  </w:t>
       </w:r>
     </w:p>
     <w:p>
@@ -2463,7 +3180,23 @@
           <w:color w:val="FF0000"/>
         </w:rPr>
         <w:lastRenderedPageBreak/>
-        <w:t xml:space="preserve">See response to Reviewer comment 4. In addition, Simulation 5, also lends support to the idea that variations in experience (cross-cultural, parent-child, or otherwise) shape expectations. </w:t>
+        <w:t xml:space="preserve">See response to Reviewer comment 4. In addition, Simulation </w:t>
+      </w:r>
+      <w:proofErr w:type="gramStart"/>
+      <w:r>
+        <w:rPr>
+          <w:rFonts w:ascii="Times New Roman" w:eastAsia="Times New Roman" w:hAnsi="Times New Roman" w:cs="Times New Roman"/>
+          <w:color w:val="FF0000"/>
+        </w:rPr>
+        <w:t>5,</w:t>
+      </w:r>
+      <w:proofErr w:type="gramEnd"/>
+      <w:r>
+        <w:rPr>
+          <w:rFonts w:ascii="Times New Roman" w:eastAsia="Times New Roman" w:hAnsi="Times New Roman" w:cs="Times New Roman"/>
+          <w:color w:val="FF0000"/>
+        </w:rPr>
+        <w:t xml:space="preserve"> also lends support to the idea that variations in experience (cross-cultural, parent-child, or otherwise) shape expectations. </w:t>
       </w:r>
     </w:p>
     <w:sectPr>
